--- a/reports/Studor DS Report.docx
+++ b/reports/Studor DS Report.docx
@@ -6663,6 +6663,9 @@
     <w:p>
       <w:pPr>
         <w:jc w:val="both"/>
+        <w:rPr>
+          <w:lang w:val="en-US"/>
+        </w:rPr>
       </w:pPr>
       <w:r>
         <w:t>The final reviewer-facing stance should be clear: this report presents a leakage-safe, advisor-actionable prototype that turns behavioural data into prioritised support decisions and initial course guidance. It is ready for controlled pilot validation, but it should not yet be described as a fully autonomous deployment. The strongest contribution is the engagement framework feeding a Week 6 risk model, while the weakest link is still recommendation generalisability. The next phase should therefore focus on validation, monitoring, and intervention effectiveness rather than simply adding more cosmetic features.</w:t>
